--- a/session04.docx
+++ b/session04.docx
@@ -14,6 +14,9 @@
     </w:p>
     <w:p>
       <w:r>
+        <w:rPr>
+          <w:noProof/>
+        </w:rPr>
         <w:drawing>
           <wp:inline distT="0" distB="0" distL="0" distR="0" wp14:anchorId="70764FE4" wp14:editId="192D3819">
             <wp:extent cx="5943600" cy="1379855"/>
@@ -59,6 +62,9 @@
         <w:br/>
       </w:r>
       <w:r>
+        <w:rPr>
+          <w:noProof/>
+        </w:rPr>
         <w:drawing>
           <wp:inline distT="0" distB="0" distL="0" distR="0" wp14:anchorId="2417C6C3" wp14:editId="42EDA183">
             <wp:extent cx="5943600" cy="1776730"/>
@@ -145,11 +151,42 @@
     </w:p>
     <w:p>
       <w:r>
+        <w:t>Sơ đồ luồng dữ liệu:</w:t>
+      </w:r>
+    </w:p>
+    <w:p>
+      <w:r>
+        <w:t xml:space="preserve">Dữ liệu vào từ URL là: </w:t>
+      </w:r>
+      <w:r>
+        <w:t>/bai4/products</w:t>
+      </w:r>
+      <w:r>
+        <w:t>/category?=chay&amp;limit=10</w:t>
+      </w:r>
+    </w:p>
+    <w:p>
+      <w:r>
+        <w:t>Controller đẩy vào ModelMap bằng key: category - category, limit - limit, message – Tìm kiếm thành công</w:t>
+      </w:r>
+    </w:p>
+    <w:p>
+      <w:r>
+        <w:t>File view (JSP): productList</w:t>
+      </w:r>
+    </w:p>
+    <w:p/>
+    <w:p>
+      <w:r>
+        <w:lastRenderedPageBreak/>
         <w:t>Khi nhập URL sai định dạng phần limit là kiểu int nhưng lại nhập chuỗi thì kết quả như này:</w:t>
       </w:r>
     </w:p>
     <w:p>
       <w:r>
+        <w:rPr>
+          <w:noProof/>
+        </w:rPr>
         <w:drawing>
           <wp:inline distT="0" distB="0" distL="0" distR="0" wp14:anchorId="3102FA0D" wp14:editId="050CC539">
             <wp:extent cx="5943600" cy="1156970"/>
@@ -194,7 +231,9 @@
     </w:p>
     <w:p>
       <w:r>
-        <w:lastRenderedPageBreak/>
+        <w:rPr>
+          <w:noProof/>
+        </w:rPr>
         <w:drawing>
           <wp:inline distT="0" distB="0" distL="0" distR="0" wp14:anchorId="729AD7C9" wp14:editId="51F84DDD">
             <wp:extent cx="5943600" cy="1489710"/>
@@ -1412,6 +1451,36 @@
       <w:spacing w:val="5"/>
     </w:rPr>
   </w:style>
+  <w:style w:type="paragraph" w:styleId="HTMLPreformatted">
+    <w:name w:val="HTML Preformatted"/>
+    <w:basedOn w:val="Normal"/>
+    <w:link w:val="HTMLPreformattedChar"/>
+    <w:uiPriority w:val="99"/>
+    <w:semiHidden/>
+    <w:unhideWhenUsed/>
+    <w:rsid w:val="0008175B"/>
+    <w:pPr>
+      <w:spacing w:after="0" w:line="240" w:lineRule="auto"/>
+    </w:pPr>
+    <w:rPr>
+      <w:rFonts w:ascii="Consolas" w:hAnsi="Consolas"/>
+      <w:sz w:val="20"/>
+      <w:szCs w:val="20"/>
+    </w:rPr>
+  </w:style>
+  <w:style w:type="character" w:customStyle="1" w:styleId="HTMLPreformattedChar">
+    <w:name w:val="HTML Preformatted Char"/>
+    <w:basedOn w:val="DefaultParagraphFont"/>
+    <w:link w:val="HTMLPreformatted"/>
+    <w:uiPriority w:val="99"/>
+    <w:semiHidden/>
+    <w:rsid w:val="0008175B"/>
+    <w:rPr>
+      <w:rFonts w:ascii="Consolas" w:hAnsi="Consolas"/>
+      <w:sz w:val="20"/>
+      <w:szCs w:val="20"/>
+    </w:rPr>
+  </w:style>
 </w:styles>
 </file>
 
